--- a/docs/Manual-del-lenguaje.docx
+++ b/docs/Manual-del-lenguaje.docx
@@ -38,11 +38,11 @@
       </w:pPr>
       <w:r>
         <w:rPr>
-          <w:rFonts w:ascii="Calibri" w:hAnsi="Calibri" w:eastAsia="Calibri"/>
+          <w:rFonts w:ascii="Calibri" w:hAnsi="Calibri"/>
           <w:b w:val="0"/>
           <w:sz w:val="26"/>
         </w:rPr>
-        <w:t>Cómo escribir pseudocódigo, leer el diagrama de flujo y armar los bloques</w:t>
+        <w:t>Cómo escribir pseudocódigo, leer el diagrama de flujo, armar los bloques y traducir el algoritmo</w:t>
       </w:r>
     </w:p>
     <w:p>
@@ -52,11 +52,11 @@
       </w:pPr>
       <w:r>
         <w:rPr>
-          <w:rFonts w:ascii="Calibri" w:hAnsi="Calibri" w:eastAsia="Calibri"/>
+          <w:rFonts w:ascii="Calibri" w:hAnsi="Calibri"/>
           <w:b w:val="0"/>
           <w:sz w:val="24"/>
         </w:rPr>
-        <w:t>Este manual es para quien va a crear algoritmos. Explica cada instrucción, qué datos hay que poner, las palabras reservadas, las figuras del diagrama, los bloques del laboratorio y las funciones incluidas. Los dibujos usan los mismos colores que la aplicación.</w:t>
+        <w:t>Este manual es para quien va a crear algoritmos. Explica cada instrucción, qué datos hay que poner, las palabras reservadas, las figuras del diagrama, los bloques del laboratorio y las funciones incluidas, con un ejemplo en cada caso. El último capítulo explica el botón Traducir: genera el mismo algoritmo en otros lenguajes y no lo ejecuta.</w:t>
       </w:r>
     </w:p>
     <w:p>
@@ -66,11 +66,11 @@
       </w:pPr>
       <w:r>
         <w:rPr>
-          <w:rFonts w:ascii="Calibri" w:hAnsi="Calibri" w:eastAsia="Calibri"/>
+          <w:rFonts w:ascii="Calibri" w:hAnsi="Calibri"/>
           <w:b w:val="0"/>
           <w:sz w:val="22"/>
         </w:rPr>
-        <w:t>Octubre de 2026</w:t>
+        <w:t>17 de octubre de 2026</w:t>
       </w:r>
     </w:p>
     <w:p>
@@ -13074,6 +13074,554 @@
           <w:sz w:val="24"/>
         </w:rPr>
         <w:t>El mensaje indica la línea y la columna. En el editor puedes pulsar el diagnóstico para ir a ese lugar. En el laboratorio, el mismo mensaje señala el bloque.</w:t>
+      </w:r>
+    </w:p>
+    <w:p>
+      <w:pPr>
+        <w:pStyle w:val="Heading1"/>
+      </w:pPr>
+      <w:r>
+        <w:rPr>
+          <w:rFonts w:ascii="Calibri" w:hAnsi="Calibri"/>
+          <w:b/>
+          <w:color w:val="3D2A5C"/>
+          <w:sz w:val="44"/>
+        </w:rPr>
+        <w:t>12. Traducir el algoritmo</w:t>
+      </w:r>
+    </w:p>
+    <w:p>
+      <w:r>
+        <w:t>El botón Traducir está en la barra del banco de trabajo. Pide el código del algoritmo abierto en otros lenguajes de programación. Usa el mismo árbol que Validar. No ejecuta el programa y no cambia el pseudocódigo guardado.</w:t>
+      </w:r>
+    </w:p>
+    <w:p>
+      <w:r>
+        <w:t>Si el algoritmo tiene errores, no aparece código: hay que corregirlos. Una advertencia no lo impide. Los lenguajes son Python, JavaScript, TypeScript, Java, C, C++ y C#. Cada uno va en una pestaña. Ampliar agranda el recuadro y Copiar deja el texto en el portapapeles.</w:t>
+      </w:r>
+    </w:p>
+    <w:p>
+      <w:r>
+        <w:t>Este algoritmo:</w:t>
+      </w:r>
+    </w:p>
+    <w:tbl>
+      <w:tblPr>
+        <w:tblW w:type="auto" w:w="0"/>
+        <w:tblLook w:firstColumn="1" w:firstRow="1" w:lastColumn="0" w:lastRow="0" w:noHBand="0" w:noVBand="1" w:val="04A0"/>
+      </w:tblPr>
+      <w:tblGrid>
+        <w:gridCol w:w="9866"/>
+      </w:tblGrid>
+      <w:tr>
+        <w:tc>
+          <w:tcPr>
+            <w:tcW w:type="dxa" w:w="9866"/>
+            <w:shd w:val="clear" w:fill="F7F4EC"/>
+            <w:tcW w:w="9866" w:type="dxa"/>
+          </w:tcPr>
+          <w:p>
+            <w:pPr>
+              <w:spacing w:before="0" w:after="0"/>
+            </w:pPr>
+            <w:r>
+              <w:rPr>
+                <w:rFonts w:ascii="Menlo" w:hAnsi="Menlo" w:eastAsia="Menlo"/>
+                <w:b w:val="0"/>
+                <w:sz w:val="21"/>
+              </w:rPr>
+              <w:t>Algoritmo Elegir</w:t>
+            </w:r>
+          </w:p>
+          <w:p>
+            <w:pPr>
+              <w:spacing w:before="0" w:after="0"/>
+            </w:pPr>
+            <w:r>
+              <w:rPr>
+                <w:rFonts w:ascii="Menlo" w:hAnsi="Menlo" w:eastAsia="Menlo"/>
+                <w:b w:val="0"/>
+                <w:sz w:val="21"/>
+              </w:rPr>
+              <w:t xml:space="preserve">    Definir n Como Entero;</w:t>
+            </w:r>
+          </w:p>
+          <w:p>
+            <w:pPr>
+              <w:spacing w:before="0" w:after="0"/>
+            </w:pPr>
+            <w:r>
+              <w:rPr>
+                <w:rFonts w:ascii="Menlo" w:hAnsi="Menlo" w:eastAsia="Menlo"/>
+                <w:b w:val="0"/>
+                <w:sz w:val="21"/>
+              </w:rPr>
+              <w:t xml:space="preserve">    n &lt;- 2;</w:t>
+            </w:r>
+          </w:p>
+          <w:p>
+            <w:pPr>
+              <w:spacing w:before="0" w:after="0"/>
+            </w:pPr>
+            <w:r>
+              <w:rPr>
+                <w:rFonts w:ascii="Menlo" w:hAnsi="Menlo" w:eastAsia="Menlo"/>
+                <w:b w:val="0"/>
+                <w:sz w:val="21"/>
+              </w:rPr>
+              <w:t xml:space="preserve">    Segun n Hacer</w:t>
+            </w:r>
+          </w:p>
+          <w:p>
+            <w:pPr>
+              <w:spacing w:before="0" w:after="0"/>
+            </w:pPr>
+            <w:r>
+              <w:rPr>
+                <w:rFonts w:ascii="Menlo" w:hAnsi="Menlo" w:eastAsia="Menlo"/>
+                <w:b w:val="0"/>
+                <w:sz w:val="21"/>
+              </w:rPr>
+              <w:t xml:space="preserve">        1: Escribir "uno";</w:t>
+            </w:r>
+          </w:p>
+          <w:p>
+            <w:pPr>
+              <w:spacing w:before="0" w:after="0"/>
+            </w:pPr>
+            <w:r>
+              <w:rPr>
+                <w:rFonts w:ascii="Menlo" w:hAnsi="Menlo" w:eastAsia="Menlo"/>
+                <w:b w:val="0"/>
+                <w:sz w:val="21"/>
+              </w:rPr>
+              <w:t xml:space="preserve">        2, 3: Escribir "varios";</w:t>
+            </w:r>
+          </w:p>
+          <w:p>
+            <w:pPr>
+              <w:spacing w:before="0" w:after="0"/>
+            </w:pPr>
+            <w:r>
+              <w:rPr>
+                <w:rFonts w:ascii="Menlo" w:hAnsi="Menlo" w:eastAsia="Menlo"/>
+                <w:b w:val="0"/>
+                <w:sz w:val="21"/>
+              </w:rPr>
+              <w:t xml:space="preserve">    De Otro Modo:</w:t>
+            </w:r>
+          </w:p>
+          <w:p>
+            <w:pPr>
+              <w:spacing w:before="0" w:after="0"/>
+            </w:pPr>
+            <w:r>
+              <w:rPr>
+                <w:rFonts w:ascii="Menlo" w:hAnsi="Menlo" w:eastAsia="Menlo"/>
+                <w:b w:val="0"/>
+                <w:sz w:val="21"/>
+              </w:rPr>
+              <w:t xml:space="preserve">        Escribir "otro";</w:t>
+            </w:r>
+          </w:p>
+          <w:p>
+            <w:pPr>
+              <w:spacing w:before="0" w:after="0"/>
+            </w:pPr>
+            <w:r>
+              <w:rPr>
+                <w:rFonts w:ascii="Menlo" w:hAnsi="Menlo" w:eastAsia="Menlo"/>
+                <w:b w:val="0"/>
+                <w:sz w:val="21"/>
+              </w:rPr>
+              <w:t xml:space="preserve">    FinSegun</w:t>
+            </w:r>
+          </w:p>
+          <w:p>
+            <w:pPr>
+              <w:spacing w:before="0" w:after="0"/>
+            </w:pPr>
+            <w:r>
+              <w:rPr>
+                <w:rFonts w:ascii="Menlo" w:hAnsi="Menlo" w:eastAsia="Menlo"/>
+                <w:b w:val="0"/>
+                <w:sz w:val="21"/>
+              </w:rPr>
+              <w:t>FinAlgoritmo</w:t>
+            </w:r>
+          </w:p>
+        </w:tc>
+      </w:tr>
+    </w:tbl>
+    <w:p/>
+    <w:p>
+      <w:r>
+        <w:t>En Python el Según sale como match, con case 2 | 3. En los otros seis lenguajes sale como switch, con case 2, case 3, break y default. El resultado de ese ejemplo es varios.</w:t>
+      </w:r>
+    </w:p>
+    <w:p>
+      <w:pPr>
+        <w:pStyle w:val="Heading2"/>
+      </w:pPr>
+      <w:r>
+        <w:rPr>
+          <w:rFonts w:ascii="Calibri" w:hAnsi="Calibri"/>
+          <w:b/>
+          <w:color w:val="3D2A5C"/>
+          <w:sz w:val="32"/>
+        </w:rPr>
+        <w:t>12.1 Qué se conserva</w:t>
+      </w:r>
+    </w:p>
+    <w:p>
+      <w:pPr>
+        <w:pStyle w:val="ListBullet"/>
+      </w:pPr>
+      <w:r>
+        <w:rPr>
+          <w:rFonts w:ascii="Calibri" w:hAnsi="Calibri"/>
+          <w:b w:val="0"/>
+          <w:sz w:val="24"/>
+        </w:rPr>
+        <w:t>La estructura: Si, Según, Mientras, Repetir, Para, funciones y procedimientos.</w:t>
+      </w:r>
+    </w:p>
+    <w:p>
+      <w:pPr>
+        <w:pStyle w:val="ListBullet"/>
+      </w:pPr>
+      <w:r>
+        <w:rPr>
+          <w:rFonts w:ascii="Calibri" w:hAnsi="Calibri"/>
+          <w:b w:val="0"/>
+          <w:sz w:val="24"/>
+        </w:rPr>
+        <w:t>Los comentarios, de línea y de bloque.</w:t>
+      </w:r>
+    </w:p>
+    <w:p>
+      <w:pPr>
+        <w:pStyle w:val="ListBullet"/>
+      </w:pPr>
+      <w:r>
+        <w:rPr>
+          <w:rFonts w:ascii="Calibri" w:hAnsi="Calibri"/>
+          <w:b w:val="0"/>
+          <w:sz w:val="24"/>
+        </w:rPr>
+        <w:t>La base de índices del algoritmo. Si empieza en 1, el código generado también cuenta desde 1.</w:t>
+      </w:r>
+    </w:p>
+    <w:p>
+      <w:pPr>
+        <w:pStyle w:val="ListBullet"/>
+      </w:pPr>
+      <w:r>
+        <w:rPr>
+          <w:rFonts w:ascii="Calibri" w:hAnsi="Calibri"/>
+          <w:b w:val="0"/>
+          <w:sz w:val="24"/>
+        </w:rPr>
+        <w:t>DIV y MOD hacia cero. -7 DIV 2 sigue valiendo -3 y -7 MOD 2 sigue valiendo -1.</w:t>
+      </w:r>
+    </w:p>
+    <w:p>
+      <w:pPr>
+        <w:pStyle w:val="ListBullet"/>
+      </w:pPr>
+      <w:r>
+        <w:rPr>
+          <w:rFonts w:ascii="Calibri" w:hAnsi="Calibri"/>
+          <w:b w:val="0"/>
+          <w:sz w:val="24"/>
+        </w:rPr>
+        <w:t>Un parámetro por referencia. En C es un puntero, en C++ una referencia y en C# va con ref. En Python, JavaScript, TypeScript y Java va dentro de una caja, para poder cambiar el original.</w:t>
+      </w:r>
+    </w:p>
+    <w:p>
+      <w:pPr>
+        <w:pStyle w:val="ListBullet"/>
+      </w:pPr>
+      <w:r>
+        <w:rPr>
+          <w:rFonts w:ascii="Calibri" w:hAnsi="Calibri"/>
+          <w:b w:val="0"/>
+          <w:sz w:val="24"/>
+        </w:rPr>
+        <w:t>La biblioteca. Abs, Raíz, Longitud y el resto dan el mismo resultado que en Traza, escritos en la forma de cada lenguaje.</w:t>
+      </w:r>
+    </w:p>
+    <w:p>
+      <w:pPr>
+        <w:pStyle w:val="ListBullet"/>
+      </w:pPr>
+      <w:r>
+        <w:rPr>
+          <w:rFonts w:ascii="Calibri" w:hAnsi="Calibri"/>
+          <w:b w:val="0"/>
+          <w:sz w:val="24"/>
+        </w:rPr>
+        <w:t>Los nombres que inventas. Si chocan con una palabra del lenguaje de destino, se les añade un sufijo para que el programa compile.</w:t>
+      </w:r>
+    </w:p>
+    <w:p>
+      <w:pPr>
+        <w:pStyle w:val="Heading2"/>
+      </w:pPr>
+      <w:r>
+        <w:rPr>
+          <w:rFonts w:ascii="Calibri" w:hAnsi="Calibri"/>
+          <w:b/>
+          <w:color w:val="3D2A5C"/>
+          <w:sz w:val="32"/>
+        </w:rPr>
+        <w:t>12.2 Según</w:t>
+      </w:r>
+    </w:p>
+    <w:p>
+      <w:r>
+        <w:t>Según no siempre cabe en un switch. Cuando no cabe, sale una cadena de Si, y el resultado es el mismo.</w:t>
+      </w:r>
+    </w:p>
+    <w:p>
+      <w:pPr>
+        <w:pStyle w:val="ListBullet"/>
+      </w:pPr>
+      <w:r>
+        <w:rPr>
+          <w:rFonts w:ascii="Calibri" w:hAnsi="Calibri"/>
+          <w:b w:val="0"/>
+          <w:sz w:val="24"/>
+        </w:rPr>
+        <w:t>Python usa match con el tipo que sea.</w:t>
+      </w:r>
+    </w:p>
+    <w:p>
+      <w:pPr>
+        <w:pStyle w:val="ListBullet"/>
+      </w:pPr>
+      <w:r>
+        <w:rPr>
+          <w:rFonts w:ascii="Calibri" w:hAnsi="Calibri"/>
+          <w:b w:val="0"/>
+          <w:sz w:val="24"/>
+        </w:rPr>
+        <w:t>Un entero o un caracter caben en el switch de JavaScript, TypeScript, Java, C, C++ y C#.</w:t>
+      </w:r>
+    </w:p>
+    <w:p>
+      <w:pPr>
+        <w:pStyle w:val="ListBullet"/>
+      </w:pPr>
+      <w:r>
+        <w:rPr>
+          <w:rFonts w:ascii="Calibri" w:hAnsi="Calibri"/>
+          <w:b w:val="0"/>
+          <w:sz w:val="24"/>
+        </w:rPr>
+        <w:t>Una cadena cabe en JavaScript, TypeScript, Java y C#. En C y C++ se compara el texto, porque su switch no acepta cadenas.</w:t>
+      </w:r>
+    </w:p>
+    <w:p>
+      <w:pPr>
+        <w:pStyle w:val="ListBullet"/>
+      </w:pPr>
+      <w:r>
+        <w:rPr>
+          <w:rFonts w:ascii="Calibri" w:hAnsi="Calibri"/>
+          <w:b w:val="0"/>
+          <w:sz w:val="24"/>
+        </w:rPr>
+        <w:t>Un real cabe en Python, JavaScript y TypeScript. En Java, C, C++ y C# sale como Si.</w:t>
+      </w:r>
+    </w:p>
+    <w:p>
+      <w:pPr>
+        <w:pStyle w:val="ListBullet"/>
+      </w:pPr>
+      <w:r>
+        <w:rPr>
+          <w:rFonts w:ascii="Calibri" w:hAnsi="Calibri"/>
+          <w:b w:val="0"/>
+          <w:sz w:val="24"/>
+        </w:rPr>
+        <w:t>Un lógico cabe en todos menos en Java, que sale como Si.</w:t>
+      </w:r>
+    </w:p>
+    <w:p>
+      <w:pPr>
+        <w:pStyle w:val="ListBullet"/>
+      </w:pPr>
+      <w:r>
+        <w:rPr>
+          <w:rFonts w:ascii="Calibri" w:hAnsi="Calibri"/>
+          <w:b w:val="0"/>
+          <w:sz w:val="24"/>
+        </w:rPr>
+        <w:t>Cada caso termina para no caer en el siguiente. De Otro Modo es el caso por defecto. Si no hay De Otro Modo y ningún caso coincide, no se hace nada.</w:t>
+      </w:r>
+    </w:p>
+    <w:p>
+      <w:pPr>
+        <w:pStyle w:val="Heading2"/>
+      </w:pPr>
+      <w:r>
+        <w:rPr>
+          <w:rFonts w:ascii="Calibri" w:hAnsi="Calibri"/>
+          <w:b/>
+          <w:color w:val="3D2A5C"/>
+          <w:sz w:val="32"/>
+        </w:rPr>
+        <w:t>12.3 Ciclos</w:t>
+      </w:r>
+    </w:p>
+    <w:p>
+      <w:pPr>
+        <w:pStyle w:val="ListBullet"/>
+      </w:pPr>
+      <w:r>
+        <w:rPr>
+          <w:rFonts w:ascii="Calibri" w:hAnsi="Calibri"/>
+          <w:b w:val="0"/>
+          <w:sz w:val="24"/>
+        </w:rPr>
+        <w:t>Mientras sale como while. Si la condición es falsa desde el principio, el cuerpo no se ejecuta.</w:t>
+      </w:r>
+    </w:p>
+    <w:p>
+      <w:pPr>
+        <w:pStyle w:val="ListBullet"/>
+      </w:pPr>
+      <w:r>
+        <w:rPr>
+          <w:rFonts w:ascii="Calibri" w:hAnsi="Calibri"/>
+          <w:b w:val="0"/>
+          <w:sz w:val="24"/>
+        </w:rPr>
+        <w:t>Repetir sale como do y while en los lenguajes que lo tienen. La condición se niega, porque Hasta Que para cuando se cumple. El cuerpo corre al menos una vez.</w:t>
+      </w:r>
+    </w:p>
+    <w:p>
+      <w:pPr>
+        <w:pStyle w:val="ListBullet"/>
+      </w:pPr>
+      <w:r>
+        <w:rPr>
+          <w:rFonts w:ascii="Calibri" w:hAnsi="Calibri"/>
+          <w:b w:val="0"/>
+          <w:sz w:val="24"/>
+        </w:rPr>
+        <w:t>Python no tiene do while. Repetir sale como while True y un break cuando la condición se cumple.</w:t>
+      </w:r>
+    </w:p>
+    <w:p>
+      <w:pPr>
+        <w:pStyle w:val="ListBullet"/>
+      </w:pPr>
+      <w:r>
+        <w:rPr>
+          <w:rFonts w:ascii="Calibri" w:hAnsi="Calibri"/>
+          <w:b w:val="0"/>
+          <w:sz w:val="24"/>
+        </w:rPr>
+        <w:t>Para incluye el valor inicial y el final. Para i &lt;- 1 Hasta 3 entra con 1, 2 y 3.</w:t>
+      </w:r>
+    </w:p>
+    <w:p>
+      <w:pPr>
+        <w:pStyle w:val="ListBullet"/>
+      </w:pPr>
+      <w:r>
+        <w:rPr>
+          <w:rFonts w:ascii="Calibri" w:hAnsi="Calibri"/>
+          <w:b w:val="0"/>
+          <w:sz w:val="24"/>
+        </w:rPr>
+        <w:t>Si el paso es positivo, se sigue mientras la variable sea menor o igual que el final. Si es negativo, mientras sea mayor o igual. El paso 1 suma uno y el paso -1 resta uno.</w:t>
+      </w:r>
+    </w:p>
+    <w:p>
+      <w:pPr>
+        <w:pStyle w:val="ListBullet"/>
+      </w:pPr>
+      <w:r>
+        <w:rPr>
+          <w:rFonts w:ascii="Calibri" w:hAnsi="Calibri"/>
+          <w:b w:val="0"/>
+          <w:sz w:val="24"/>
+        </w:rPr>
+        <w:t>Si el paso no es un número escrito en el fuente, el código mira en cada vuelta si es positivo o negativo.</w:t>
+      </w:r>
+    </w:p>
+    <w:p>
+      <w:pPr>
+        <w:pStyle w:val="ListBullet"/>
+      </w:pPr>
+      <w:r>
+        <w:rPr>
+          <w:rFonts w:ascii="Calibri" w:hAnsi="Calibri"/>
+          <w:b w:val="0"/>
+          <w:sz w:val="24"/>
+        </w:rPr>
+        <w:t>En Python se usa range. El extremo se desplaza para que el último valor entre: Hasta 3 con paso 1 llega hasta 3, no se queda en 2.</w:t>
+      </w:r>
+    </w:p>
+    <w:p>
+      <w:pPr>
+        <w:pStyle w:val="Heading2"/>
+      </w:pPr>
+      <w:r>
+        <w:rPr>
+          <w:rFonts w:ascii="Calibri" w:hAnsi="Calibri"/>
+          <w:b/>
+          <w:color w:val="3D2A5C"/>
+          <w:sz w:val="32"/>
+        </w:rPr>
+        <w:t>12.4 Dónde se genera</w:t>
+      </w:r>
+    </w:p>
+    <w:p>
+      <w:r>
+        <w:t>En el navegador, Traducir pide el código al servidor. En la aplicación de escritorio lo genera la propia máquina, con el mismo núcleo. En los dos casos el pseudocódigo guardado no se modifica y el programa generado no se ejecuta desde Traza.</w:t>
+      </w:r>
+    </w:p>
+    <w:p>
+      <w:r>
+        <w:t>Actualizar, en la misma barra, vuelve a leer proyectos y algoritmos del servidor. Sirve cuando la misma cuenta está abierta en otra ventana. En esta ventana suelta lo que todavía no se guardó.</w:t>
+      </w:r>
+    </w:p>
+    <w:p>
+      <w:pPr>
+        <w:pStyle w:val="Heading2"/>
+      </w:pPr>
+      <w:r>
+        <w:rPr>
+          <w:rFonts w:ascii="Calibri" w:hAnsi="Calibri"/>
+          <w:b/>
+          <w:color w:val="3D2A5C"/>
+          <w:sz w:val="32"/>
+        </w:rPr>
+        <w:t>12.5 Si el docente la apaga</w:t>
+      </w:r>
+    </w:p>
+    <w:p>
+      <w:r>
+        <w:rPr>
+          <w:rFonts w:ascii="Calibri" w:hAnsi="Calibri"/>
+          <w:b w:val="0"/>
+          <w:sz w:val="24"/>
+        </w:rPr>
+        <w:t>En Comunidades, el docente puede apagar la traducción para todo el grupo o solo para un alumno. Si está apagada, Traducir no muestra código y avisa que el docente la desactivó. El pseudocódigo se sigue escribiendo, validando y ejecutando igual.</w:t>
+      </w:r>
+    </w:p>
+    <w:p>
+      <w:r>
+        <w:rPr>
+          <w:rFonts w:ascii="Calibri" w:hAnsi="Calibri"/>
+          <w:b w:val="0"/>
+          <w:sz w:val="24"/>
+        </w:rPr>
+        <w:t>Repaso, en el banco de trabajo del docente, abre los proyectos del alumno para verlos. No los modifica y no crea una versión al ejecutarlos.</w:t>
       </w:r>
     </w:p>
     <w:sectPr>

--- a/docs/Manual-del-lenguaje.docx
+++ b/docs/Manual-del-lenguaje.docx
@@ -70,7 +70,7 @@
           <w:b w:val="0"/>
           <w:sz w:val="22"/>
         </w:rPr>
-        <w:t>17 de octubre de 2026</w:t>
+        <w:t>19 de octubre de 2026</w:t>
       </w:r>
     </w:p>
     <w:p>
@@ -13622,6 +13622,50 @@
           <w:sz w:val="24"/>
         </w:rPr>
         <w:t>Repaso, en el banco de trabajo del docente, abre los proyectos del alumno para verlos. No los modifica y no crea una versión al ejecutarlos.</w:t>
+      </w:r>
+    </w:p>
+    <w:p>
+      <w:pPr>
+        <w:pStyle w:val="Heading2"/>
+      </w:pPr>
+      <w:r>
+        <w:rPr>
+          <w:rFonts w:ascii="Calibri" w:hAnsi="Calibri"/>
+          <w:b/>
+          <w:color w:val="3D2A5C"/>
+          <w:sz w:val="32"/>
+        </w:rPr>
+        <w:t>12.6 Pegar y el nivel de la cuenta</w:t>
+      </w:r>
+    </w:p>
+    <w:p>
+      <w:r>
+        <w:rPr>
+          <w:rFonts w:ascii="Calibri" w:hAnsi="Calibri"/>
+          <w:b w:val="0"/>
+          <w:sz w:val="24"/>
+        </w:rPr>
+        <w:t>Pegar no cambia el lenguaje. Si el docente lo apaga para el grupo o para un alumno, el editor deja escribir y no acepta texto pegado. La misma regla vale si el nivel de la cuenta no incluye pegar.</w:t>
+      </w:r>
+    </w:p>
+    <w:p>
+      <w:r>
+        <w:rPr>
+          <w:rFonts w:ascii="Calibri" w:hAnsi="Calibri"/>
+          <w:b w:val="0"/>
+          <w:sz w:val="24"/>
+        </w:rPr>
+        <w:t>El nivel también puede apagar Traducir. En ese caso el botón no genera código, aunque la comunidad lo tenga habilitado. El nivel gratis de alumno no incluye traducir, el diagrama, depurar ni descargar. Esas funciones están en el nivel premium, y el administrador decide el precio y si el navegador puede abrir la aplicación.</w:t>
+      </w:r>
+    </w:p>
+    <w:p>
+      <w:r>
+        <w:rPr>
+          <w:rFonts w:ascii="Calibri" w:hAnsi="Calibri"/>
+          <w:b w:val="0"/>
+          <w:sz w:val="24"/>
+        </w:rPr>
+        <w:t>Si el navegador no está permitido, al entrar solo se ve la cuenta: el tipo, la foto, la contraseña y los días que faltan. El editor, Traducir y el laboratorio se usan en la aplicación de escritorio. La foto es JPG o PNG, de hasta 120 KB. Cambiar la contraseña pide la actual.</w:t>
       </w:r>
     </w:p>
     <w:sectPr>

--- a/docs/Manual-del-lenguaje.docx
+++ b/docs/Manual-del-lenguaje.docx
@@ -6118,6 +6118,21 @@
           <w:sz w:val="24"/>
         </w:rPr>
         <w:t>Se escriben entre valores. El bloque de operación, el de comparación, el de Y / O y el de NO arman estas mismas cuentas en el laboratorio. La potencia ^ se escribe en el editor.</w:t>
+      </w:r>
+    </w:p>
+    <w:p>
+      <w:pPr>
+        <w:spacing w:after="160"/>
+      </w:pPr>
+      <w:r>
+        <w:rPr>
+          <w:rFonts w:ascii="Calibri" w:hAnsi="Calibri" w:cs="Calibri"/>
+          <w:b w:val="0"/>
+          <w:i w:val="0"/>
+          <w:color w:val="1E1B2E"/>
+          <w:sz w:val="24"/>
+        </w:rPr>
+        <w:t>En el editor, Operadores abre esta misma lista: asignación, aritmética, comparación, lógica y paréntesis. El panel recuerda el orden: la potencia liga primero, después la multiplicación y la división, después la suma y la resta, después las comparaciones, y al final NO, Y y O. &lt;- asigna y no se escribe dentro de una expresión. % equivale a MOD.</w:t>
       </w:r>
     </w:p>
     <w:p>

--- a/docs/Manual-del-lenguaje.docx
+++ b/docs/Manual-del-lenguaje.docx
@@ -13,7 +13,7 @@
           <w:b/>
           <w:sz w:val="28"/>
         </w:rPr>
-        <w:t>TRAZA</w:t>
+        <w:t>Aulivana-FCDdesign</w:t>
       </w:r>
     </w:p>
     <w:p>
@@ -11508,7 +11508,7 @@
                 <w:b w:val="0"/>
                 <w:sz w:val="21"/>
               </w:rPr>
-              <w:t>Escribir Subcadena("Traza", 1, 3);</w:t>
+              <w:t>Escribir Subcadena("Aulivana-FCDdesign", 1, 3);</w:t>
             </w:r>
           </w:p>
         </w:tc>
@@ -11529,7 +11529,7 @@
           <w:b w:val="0"/>
           <w:sz w:val="24"/>
         </w:rPr>
-        <w:t>Con la base en 1 escribe Tra. Con la base en 0, el 1 ya no es la primera letra.</w:t>
+        <w:t>Con la base en 1 escribe Aul. Con la base en 0, el 1 ya no es la primera letra.</w:t>
       </w:r>
     </w:p>
     <w:p>
@@ -13363,7 +13363,7 @@
           <w:b w:val="0"/>
           <w:sz w:val="24"/>
         </w:rPr>
-        <w:t>La biblioteca. Abs, Raíz, Longitud y el resto dan el mismo resultado que en Traza, escritos en la forma de cada lenguaje.</w:t>
+        <w:t>La biblioteca. Abs, Raíz, Longitud y el resto dan el mismo resultado que en Aulivana-FCDdesign, escritos en la forma de cada lenguaje.</w:t>
       </w:r>
     </w:p>
     <w:p>
@@ -13597,7 +13597,7 @@
     </w:p>
     <w:p>
       <w:r>
-        <w:t>En el navegador, Traducir pide el código al servidor. En la aplicación de escritorio lo genera la propia máquina, con el mismo núcleo. En los dos casos el pseudocódigo guardado no se modifica y el programa generado no se ejecuta desde Traza.</w:t>
+        <w:t>En el navegador, Traducir pide el código al servidor. En la aplicación de escritorio lo genera la propia máquina, con el mismo núcleo. En los dos casos el pseudocódigo guardado no se modifica y el programa generado no se ejecuta desde Aulivana-FCDdesign.</w:t>
       </w:r>
     </w:p>
     <w:p>
@@ -13735,7 +13735,7 @@
         <w:color w:val="6A3D86"/>
         <w:sz w:val="20"/>
       </w:rPr>
-      <w:t>Traza  ·  Manual del lenguaje</w:t>
+      <w:t>Aulivana-FCDdesign  ·  Manual del lenguaje</w:t>
     </w:r>
   </w:p>
 </w:hdr>

--- a/docs/Manual-del-lenguaje.docx
+++ b/docs/Manual-del-lenguaje.docx
@@ -70,7 +70,7 @@
           <w:b w:val="0"/>
           <w:sz w:val="22"/>
         </w:rPr>
-        <w:t>19 de octubre de 2026</w:t>
+        <w:t>21 de octubre de 2026</w:t>
       </w:r>
     </w:p>
     <w:p>

--- a/docs/Manual-del-lenguaje.docx
+++ b/docs/Manual-del-lenguaje.docx
@@ -70,7 +70,7 @@
           <w:b w:val="0"/>
           <w:sz w:val="22"/>
         </w:rPr>
-        <w:t>21 de octubre de 2026</w:t>
+        <w:t>22 de octubre de 2026</w:t>
       </w:r>
     </w:p>
     <w:p>
@@ -98,6 +98,18 @@
           <w:sz w:val="24"/>
         </w:rPr>
         <w:t>Un archivo tiene un solo algoritmo. Puede tener funciones y procedimientos antes o después, nunca dentro. El nombre del algoritmo es un identificador: empieza con letra o guion bajo y no puede ser una palabra reservada.</w:t>
+      </w:r>
+    </w:p>
+    <w:p>
+      <w:r>
+        <w:rPr>
+          <w:rFonts w:ascii="Calibri" w:hAnsi="Calibri" w:cs="Calibri"/>
+          <w:b w:val="0"/>
+          <w:i w:val="0"/>
+          <w:color w:val="1E293B"/>
+          <w:sz w:val="24"/>
+        </w:rPr>
+        <w:t>En el editor, al escribir el comienzo de una instrucción aparece su estructura. Enter o Tab la insertan. La palabra reservada queda escrita y el hueco queda marcado. Tab pasa al hueco siguiente. La palabra en el otro idioma, desde la segunda letra, abre la misma estructura. Si el punto y coma es opcional, la plantilla no lo agrega.</w:t>
       </w:r>
     </w:p>
     <w:p>

--- a/docs/Manual-del-lenguaje.docx
+++ b/docs/Manual-del-lenguaje.docx
@@ -70,7 +70,7 @@
           <w:b w:val="0"/>
           <w:sz w:val="22"/>
         </w:rPr>
-        <w:t>22 de octubre de 2026</w:t>
+        <w:t>24 de octubre de 2026</w:t>
       </w:r>
     </w:p>
     <w:p>
@@ -13125,6 +13125,19 @@
     <w:p>
       <w:r>
         <w:t>Si el algoritmo tiene errores, no aparece código: hay que corregirlos. Una advertencia no lo impide. Los lenguajes son Python, JavaScript, TypeScript, Java, C, C++ y C#. Cada uno va en una pestaña. Ampliar agranda el recuadro y Copiar deja el texto en el portapapeles.</w:t>
+      </w:r>
+    </w:p>
+    <w:p>
+      <w:pPr/>
+      <w:r>
+        <w:rPr>
+          <w:rFonts w:ascii="Calibri" w:hAnsi="Calibri" w:cs="Calibri"/>
+          <w:b w:val="0"/>
+          <w:i w:val="0"/>
+          <w:color w:val="1E293B"/>
+          <w:sz w:val="24"/>
+        </w:rPr>
+        <w:t>Ejecutar esos lenguajes es otra ventana: Lenguajes, entre Actualizar y Laboratorio. Ahí el código se escribe en el lenguaje elegido y corre en la máquina. No sale del pseudocódigo y no lo reemplaza. Traducir solo muestra el texto generado.</w:t>
       </w:r>
     </w:p>
     <w:p>

--- a/docs/Manual-del-lenguaje.docx
+++ b/docs/Manual-del-lenguaje.docx
@@ -70,7 +70,7 @@
           <w:b w:val="0"/>
           <w:sz w:val="22"/>
         </w:rPr>
-        <w:t>24 de octubre de 2026</w:t>
+        <w:t>25 de octubre de 2026</w:t>
       </w:r>
     </w:p>
     <w:p>
@@ -13137,7 +13137,7 @@
           <w:color w:val="1E293B"/>
           <w:sz w:val="24"/>
         </w:rPr>
-        <w:t>Ejecutar esos lenguajes es otra ventana: Lenguajes, entre Actualizar y Laboratorio. Ahí el código se escribe en el lenguaje elegido y corre en la máquina. No sale del pseudocódigo y no lo reemplaza. Traducir solo muestra el texto generado.</w:t>
+        <w:t>Ejecutar esos lenguajes es otra ventana: Lenguajes, entre Actualizar y Laboratorio. Aparece si el nivel de la cuenta lo incluye. En el navegador, Ejecutar corre en el servidor. En la aplicación de escritorio corre en la máquina. No sale del pseudocódigo y no lo reemplaza. Traducir solo muestra el texto generado.</w:t>
       </w:r>
     </w:p>
     <w:p>

--- a/docs/Manual-del-lenguaje.docx
+++ b/docs/Manual-del-lenguaje.docx
@@ -70,7 +70,7 @@
           <w:b w:val="0"/>
           <w:sz w:val="22"/>
         </w:rPr>
-        <w:t>25 de octubre de 2026</w:t>
+        <w:t>26 de octubre de 2026</w:t>
       </w:r>
     </w:p>
     <w:p>
@@ -4229,6 +4229,15 @@
           <w:sz w:val="24"/>
         </w:rPr>
         <w:t>Repite el cuerpo mientras la condición sea verdadera. La mira antes de entrar, así que puede no ejecutarse nunca. No hay una palabra Salir ni Continuar: el ciclo termina cuando la condición deja de cumplirse.</w:t>
+      </w:r>
+      <w:r>
+        <w:rPr>
+          <w:rFonts w:ascii="Calibri" w:hAnsi="Calibri"/>
+          <w:b w:val="0"/>
+          <w:color w:val="1E293B"/>
+          <w:sz w:val="24"/>
+        </w:rPr>
+        <w:t xml:space="preserve"> Si la condición no llega a ser falsa, la ejecución se corta a 100 000 instrucciones o a 5 segundos. Detener la corta antes. El tiempo de Esperar no entra en esos 5 segundos.</w:t>
       </w:r>
     </w:p>
     <w:p>

--- a/docs/Manual-del-lenguaje.docx
+++ b/docs/Manual-del-lenguaje.docx
@@ -70,7 +70,7 @@
           <w:b w:val="0"/>
           <w:sz w:val="22"/>
         </w:rPr>
-        <w:t>26 de octubre de 2026</w:t>
+        <w:t>28 de octubre de 2026</w:t>
       </w:r>
     </w:p>
     <w:p>
@@ -332,7 +332,7 @@
           <w:b w:val="0"/>
           <w:sz w:val="24"/>
         </w:rPr>
-        <w:t>La asignación se escribe con &lt;-. El signo = compara y no guarda un valor.</w:t>
+        <w:t>La asignación se escribe con &lt;- o con =. Las dos guardan el valor de la derecha en el nombre de la izquierda. La igualdad se escribe ==.</w:t>
       </w:r>
     </w:p>
     <w:p>
@@ -2481,7 +2481,7 @@
           <w:b w:val="0"/>
           <w:sz w:val="20"/>
         </w:rPr>
-        <w:t>Rectángulo de proceso. La flecha &lt;- guarda el resultado de la derecha en el nombre de la izquierda.</w:t>
+        <w:t>Rectángulo de proceso. La flecha &lt;- guarda el resultado de la derecha en el nombre de la izquierda. En el editor, = guarda igual.</w:t>
       </w:r>
     </w:p>
     <w:p>
@@ -2662,7 +2662,7 @@
           <w:b w:val="0"/>
           <w:sz w:val="24"/>
         </w:rPr>
-        <w:t>No escribas edad = 18 para guardar. Eso compara. La forma correcta es edad &lt;- 18.</w:t>
+        <w:t>edad &lt;- 18 y edad = 18 guardan 18 en edad. Para preguntar si son iguales se escribe edad == 18.</w:t>
       </w:r>
     </w:p>
     <w:p>
@@ -6153,7 +6153,7 @@
           <w:color w:val="1E1B2E"/>
           <w:sz w:val="24"/>
         </w:rPr>
-        <w:t>En el editor, Operadores abre esta misma lista: asignación, aritmética, comparación, lógica y paréntesis. El panel recuerda el orden: la potencia liga primero, después la multiplicación y la división, después la suma y la resta, después las comparaciones, y al final NO, Y y O. &lt;- asigna y no se escribe dentro de una expresión. % equivale a MOD.</w:t>
+        <w:t>En el editor, Operadores abre esta misma lista: asignación, aritmética, comparación, lógica y paréntesis. &lt;- y = están en asignación y no se escriben dentro de una expresión. == está en comparación. El orden de una expresión es: la potencia liga primero, después la multiplicación y la división, después la suma y la resta, después las comparaciones, y al final NO, Y y O. % equivale a MOD.</w:t>
       </w:r>
     </w:p>
     <w:p>
@@ -6900,7 +6900,7 @@
                 <w:b w:val="0"/>
                 <w:sz w:val="21"/>
               </w:rPr>
-              <w:t>=</w:t>
+              <w:t>&lt;- o =</w:t>
             </w:r>
           </w:p>
         </w:tc>
@@ -6915,7 +6915,7 @@
                 <w:b w:val="0"/>
                 <w:sz w:val="21"/>
               </w:rPr>
-              <w:t>Igual</w:t>
+              <w:t>Guarda el valor de la derecha</w:t>
             </w:r>
           </w:p>
         </w:tc>
@@ -6930,7 +6930,69 @@
                 <w:b w:val="0"/>
                 <w:sz w:val="21"/>
               </w:rPr>
-              <w:t>3 = 3</w:t>
+              <w:t>edad &lt;- 18</w:t>
+            </w:r>
+          </w:p>
+        </w:tc>
+        <w:tc>
+          <w:tcPr>
+            <w:tcW w:type="dxa" w:w="2466"/>
+          </w:tcPr>
+          <w:p>
+            <w:r>
+              <w:rPr>
+                <w:rFonts w:ascii="Calibri" w:hAnsi="Calibri" w:eastAsia="Calibri"/>
+                <w:b w:val="0"/>
+                <w:sz w:val="21"/>
+              </w:rPr>
+              <w:t>edad queda en 18</w:t>
+            </w:r>
+          </w:p>
+        </w:tc>
+      </w:tr>
+      <w:tr>
+        <w:tc>
+          <w:tcPr>
+            <w:tcW w:type="dxa" w:w="2466"/>
+          </w:tcPr>
+          <w:p>
+            <w:r>
+              <w:rPr>
+                <w:rFonts w:ascii="Calibri" w:hAnsi="Calibri" w:eastAsia="Calibri"/>
+                <w:b w:val="0"/>
+                <w:sz w:val="21"/>
+              </w:rPr>
+              <w:t>==</w:t>
+            </w:r>
+          </w:p>
+        </w:tc>
+        <w:tc>
+          <w:tcPr>
+            <w:tcW w:type="dxa" w:w="2466"/>
+          </w:tcPr>
+          <w:p>
+            <w:r>
+              <w:rPr>
+                <w:rFonts w:ascii="Calibri" w:hAnsi="Calibri" w:eastAsia="Calibri"/>
+                <w:b w:val="0"/>
+                <w:sz w:val="21"/>
+              </w:rPr>
+              <w:t>Igual</w:t>
+            </w:r>
+          </w:p>
+        </w:tc>
+        <w:tc>
+          <w:tcPr>
+            <w:tcW w:type="dxa" w:w="2466"/>
+          </w:tcPr>
+          <w:p>
+            <w:r>
+              <w:rPr>
+                <w:rFonts w:ascii="Calibri" w:hAnsi="Calibri" w:eastAsia="Calibri"/>
+                <w:b w:val="0"/>
+                <w:sz w:val="21"/>
+              </w:rPr>
+              <w:t>3 == 3</w:t>
             </w:r>
           </w:p>
         </w:tc>
@@ -7375,7 +7437,7 @@
           <w:b w:val="0"/>
           <w:sz w:val="24"/>
         </w:rPr>
-        <w:t>Comparar dos reales con = puede fallar después de una división. El programa avisa y aun así se ejecuta.</w:t>
+        <w:t>Comparar dos reales con == puede fallar después de una división. El programa avisa y aun así se ejecuta.</w:t>
       </w:r>
     </w:p>
     <w:p>
@@ -12984,7 +13046,7 @@
           <w:b w:val="0"/>
           <w:sz w:val="24"/>
         </w:rPr>
-        <w:t>Se usó = para guardar. Hay que usar &lt;-.</w:t>
+        <w:t>Se usó == para guardar. Hay que usar &lt;- o =. Si = quedó dentro de una condición, la igualdad se escribe ==.</w:t>
       </w:r>
     </w:p>
     <w:p>
